--- a/docs/КАРТЫ СУПЕР ЗАДАНИЙ 5.0.0.docx
+++ b/docs/КАРТЫ СУПЕР ЗАДАНИЙ 5.0.0.docx
@@ -16,7 +16,7 @@
           <w:color w:val="606060"/>
           <w:sz w:val="20"/>
         </w:rPr>
-        <w:t>Каждому игроку в подготовку втайне раздаётся ОДНА карта. Сыграть можно только одну половину: СУПЕРУТИЛЬ — разовый эффект, карта сжигается СПЕЦ-действием в любой момент; НАКОПИТЕЛЬ — победные очки в конце партии, если карта дожила нетронутой. Рубашки одинаковые: соперник знает, что у тебя что-то есть, но не знает что. Колонка «замечания» — под пометки дизайнера.</w:t>
+        <w:t>Отменённая редакция, оставлена ради сыгранных замеров. Каждому игроку втайне одна карта; сыграть можно только одну половину: суперутиль сжигается СПЕЦ-действием, накопитель платит очками в конце, если карта дожила нетронутой.</w:t>
       </w:r>
     </w:p>
     <w:p>
